--- a/dev/vignettes/articles/test-quarto-article.docx
+++ b/dev/vignettes/articles/test-quarto-article.docx
@@ -23,7 +23,7 @@
         <w:pStyle w:val="Date"/>
       </w:pPr>
       <w:r>
-        <w:t xml:space="preserve">Invalid Date</w:t>
+        <w:t xml:space="preserve">2026-07-25</w:t>
       </w:r>
     </w:p>
     <w:sectPr>

--- a/dev/vignettes/articles/test-quarto-article.docx
+++ b/dev/vignettes/articles/test-quarto-article.docx
@@ -23,7 +23,24 @@
         <w:pStyle w:val="Date"/>
       </w:pPr>
       <w:r>
-        <w:t xml:space="preserve">2026-07-25</w:t>
+        <w:t xml:space="preserve">2026-07-26</w:t>
+      </w:r>
+    </w:p>
+    <w:p>
+      <w:pPr>
+        <w:pStyle w:val="SourceCode"/>
+      </w:pPr>
+      <w:r>
+        <w:rPr>
+          <w:rStyle w:val="FunctionTok"/>
+        </w:rPr>
+        <w:t xml:space="preserve">library</w:t>
+      </w:r>
+      <w:r>
+        <w:rPr>
+          <w:rStyle w:val="NormalTok"/>
+        </w:rPr>
+        <w:t xml:space="preserve">(serocalculator)</w:t>
       </w:r>
     </w:p>
     <w:sectPr>

--- a/dev/vignettes/articles/test-quarto-article.docx
+++ b/dev/vignettes/articles/test-quarto-article.docx
@@ -23,7 +23,7 @@
         <w:pStyle w:val="Date"/>
       </w:pPr>
       <w:r>
-        <w:t xml:space="preserve">2026-07-26</w:t>
+        <w:t xml:space="preserve">2026-07-27</w:t>
       </w:r>
     </w:p>
     <w:p>

--- a/dev/vignettes/articles/test-quarto-article.docx
+++ b/dev/vignettes/articles/test-quarto-article.docx
@@ -23,7 +23,7 @@
         <w:pStyle w:val="Date"/>
       </w:pPr>
       <w:r>
-        <w:t xml:space="preserve">2026-07-27</w:t>
+        <w:t xml:space="preserve">2026-07-28</w:t>
       </w:r>
     </w:p>
     <w:p>

--- a/dev/vignettes/articles/test-quarto-article.docx
+++ b/dev/vignettes/articles/test-quarto-article.docx
@@ -23,7 +23,7 @@
         <w:pStyle w:val="Date"/>
       </w:pPr>
       <w:r>
-        <w:t xml:space="preserve">2026-07-28</w:t>
+        <w:t xml:space="preserve">2026-07-30</w:t>
       </w:r>
     </w:p>
     <w:p>

--- a/dev/vignettes/articles/test-quarto-article.docx
+++ b/dev/vignettes/articles/test-quarto-article.docx
@@ -23,7 +23,7 @@
         <w:pStyle w:val="Date"/>
       </w:pPr>
       <w:r>
-        <w:t xml:space="preserve">2026-07-30</w:t>
+        <w:t xml:space="preserve">2026-07-31</w:t>
       </w:r>
     </w:p>
     <w:p>

--- a/dev/vignettes/articles/test-quarto-article.docx
+++ b/dev/vignettes/articles/test-quarto-article.docx
@@ -23,7 +23,7 @@
         <w:pStyle w:val="Date"/>
       </w:pPr>
       <w:r>
-        <w:t xml:space="preserve">2026-07-31</w:t>
+        <w:t xml:space="preserve">2026-08-07</w:t>
       </w:r>
     </w:p>
     <w:p>

--- a/dev/vignettes/articles/test-quarto-article.docx
+++ b/dev/vignettes/articles/test-quarto-article.docx
@@ -23,7 +23,7 @@
         <w:pStyle w:val="Date"/>
       </w:pPr>
       <w:r>
-        <w:t xml:space="preserve">2026-08-07</w:t>
+        <w:t xml:space="preserve">2026-08-08</w:t>
       </w:r>
     </w:p>
     <w:p>

--- a/dev/vignettes/articles/test-quarto-article.docx
+++ b/dev/vignettes/articles/test-quarto-article.docx
@@ -23,7 +23,7 @@
         <w:pStyle w:val="Date"/>
       </w:pPr>
       <w:r>
-        <w:t xml:space="preserve">2026-08-08</w:t>
+        <w:t xml:space="preserve">2026-08-09</w:t>
       </w:r>
     </w:p>
     <w:p>

--- a/dev/vignettes/articles/test-quarto-article.docx
+++ b/dev/vignettes/articles/test-quarto-article.docx
@@ -23,7 +23,7 @@
         <w:pStyle w:val="Date"/>
       </w:pPr>
       <w:r>
-        <w:t xml:space="preserve">2026-08-09</w:t>
+        <w:t xml:space="preserve">2026-08-10</w:t>
       </w:r>
     </w:p>
     <w:p>

--- a/dev/vignettes/articles/test-quarto-article.docx
+++ b/dev/vignettes/articles/test-quarto-article.docx
@@ -23,7 +23,7 @@
         <w:pStyle w:val="Date"/>
       </w:pPr>
       <w:r>
-        <w:t xml:space="preserve">2026-08-10</w:t>
+        <w:t xml:space="preserve">2026-09-02</w:t>
       </w:r>
     </w:p>
     <w:p>
